--- a/competition/4_第七屆高科盃全國商業智慧競賽~10.28/編輯/大學概念組提案說明書.docx
+++ b/competition/4_第七屆高科盃全國商業智慧競賽~10.28/編輯/大學概念組提案說明書.docx
@@ -1999,7 +1999,7 @@
       <w:pPr>
         <w:pStyle w:val="li"/>
         <w:rPr>
-          <w:rFonts w:ascii="Times New Roman" w:eastAsia="標楷體" w:hAnsi="Times New Roman" w:cs="Times New Roman" w:hint="eastAsia"/>
+          <w:rFonts w:ascii="Times New Roman" w:eastAsia="標楷體" w:hAnsi="Times New Roman" w:cs="Times New Roman"/>
           <w:color w:val="000000"/>
         </w:rPr>
       </w:pPr>
@@ -2008,14 +2008,7 @@
           <w:rFonts w:ascii="Times New Roman" w:eastAsia="標楷體" w:hAnsi="Times New Roman" w:cs="Times New Roman"/>
           <w:color w:val="000000"/>
         </w:rPr>
-        <w:t>(</w:t>
-      </w:r>
-      <w:r>
-        <w:rPr>
-          <w:rFonts w:ascii="Times New Roman" w:eastAsia="標楷體" w:hAnsi="Times New Roman" w:cs="Times New Roman"/>
-          <w:color w:val="000000"/>
-        </w:rPr>
-        <w:t>5</w:t>
+        <w:t>(5</w:t>
       </w:r>
       <w:r>
         <w:rPr>
@@ -2818,7 +2811,7 @@
                   <v:path o:extrusionok="f" gradientshapeok="t" o:connecttype="rect"/>
                   <o:lock v:ext="edit" aspectratio="t"/>
                 </v:shapetype>
-                <v:shape id="_x0000_i1025" type="#_x0000_t75" style="width:120pt;height:241.5pt">
+                <v:shape id="_x0000_i1025" type="#_x0000_t75" style="width:120pt;height:241.7pt">
                   <v:imagedata r:id="rId13" o:title="ai_recommend_poster"/>
                 </v:shape>
               </w:pict>
@@ -3012,8 +3005,6 @@
               </w:rPr>
               <w:t>6</w:t>
             </w:r>
-            <w:bookmarkStart w:id="0" w:name="_GoBack"/>
-            <w:bookmarkEnd w:id="0"/>
             <w:r>
               <w:rPr>
                 <w:rFonts w:ascii="Times New Roman" w:eastAsia="標楷體" w:hAnsi="Times New Roman" w:cs="Times New Roman"/>
@@ -3075,7 +3066,14 @@
           <w:rFonts w:ascii="Times New Roman" w:eastAsia="標楷體" w:hAnsi="Times New Roman" w:cs="Times New Roman"/>
           <w:color w:val="000000"/>
         </w:rPr>
-        <w:t>3 LLM</w:t>
+        <w:t xml:space="preserve">3 </w:t>
+      </w:r>
+      <w:r>
+        <w:rPr>
+          <w:rFonts w:ascii="Times New Roman" w:eastAsia="標楷體" w:hAnsi="Times New Roman" w:cs="Times New Roman" w:hint="eastAsia"/>
+          <w:color w:val="000000"/>
+        </w:rPr>
+        <w:t>AI</w:t>
       </w:r>
       <w:r>
         <w:rPr>
@@ -12759,11 +12757,11 @@
         <w:tblLook w:val="04A0" w:firstRow="1" w:lastRow="0" w:firstColumn="1" w:lastColumn="0" w:noHBand="0" w:noVBand="1"/>
       </w:tblPr>
       <w:tblGrid>
-        <w:gridCol w:w="1803"/>
+        <w:gridCol w:w="987"/>
+        <w:gridCol w:w="2620"/>
         <w:gridCol w:w="1802"/>
         <w:gridCol w:w="1802"/>
-        <w:gridCol w:w="1802"/>
-        <w:gridCol w:w="1802"/>
+        <w:gridCol w:w="1800"/>
       </w:tblGrid>
       <w:tr>
         <w:trPr>
@@ -12771,6 +12769,94 @@
           <w:tblHeader/>
           <w:jc w:val="center"/>
         </w:trPr>
+        <w:tc>
+          <w:tcPr>
+            <w:tcW w:w="547" w:type="pct"/>
+            <w:tcBorders>
+              <w:top w:val="single" w:sz="6" w:space="0" w:color="000000"/>
+              <w:left w:val="single" w:sz="6" w:space="0" w:color="000000"/>
+              <w:bottom w:val="single" w:sz="6" w:space="0" w:color="000000"/>
+              <w:right w:val="single" w:sz="6" w:space="0" w:color="000000"/>
+            </w:tcBorders>
+            <w:shd w:val="clear" w:color="auto" w:fill="D9E2EA"/>
+            <w:tcMar>
+              <w:top w:w="40" w:type="dxa"/>
+              <w:left w:w="80" w:type="dxa"/>
+              <w:bottom w:w="40" w:type="dxa"/>
+              <w:right w:w="80" w:type="dxa"/>
+            </w:tcMar>
+            <w:vAlign w:val="center"/>
+            <w:hideMark/>
+          </w:tcPr>
+          <w:p>
+            <w:pPr>
+              <w:jc w:val="center"/>
+              <w:rPr>
+                <w:rFonts w:ascii="Times New Roman" w:eastAsia="標楷體" w:hAnsi="Times New Roman" w:cs="Times New Roman"/>
+                <w:b/>
+                <w:bCs/>
+                <w:color w:val="000000"/>
+                <w:sz w:val="22"/>
+                <w:szCs w:val="22"/>
+              </w:rPr>
+            </w:pPr>
+            <w:r>
+              <w:rPr>
+                <w:rFonts w:ascii="Times New Roman" w:eastAsia="標楷體" w:hAnsi="Times New Roman" w:cs="Times New Roman"/>
+                <w:b/>
+                <w:bCs/>
+                <w:color w:val="000000"/>
+                <w:sz w:val="22"/>
+                <w:szCs w:val="22"/>
+              </w:rPr>
+              <w:t>構面</w:t>
+            </w:r>
+          </w:p>
+        </w:tc>
+        <w:tc>
+          <w:tcPr>
+            <w:tcW w:w="1454" w:type="pct"/>
+            <w:tcBorders>
+              <w:top w:val="single" w:sz="6" w:space="0" w:color="000000"/>
+              <w:left w:val="single" w:sz="6" w:space="0" w:color="000000"/>
+              <w:bottom w:val="single" w:sz="6" w:space="0" w:color="000000"/>
+              <w:right w:val="single" w:sz="6" w:space="0" w:color="000000"/>
+            </w:tcBorders>
+            <w:shd w:val="clear" w:color="auto" w:fill="D9E2EA"/>
+            <w:tcMar>
+              <w:top w:w="40" w:type="dxa"/>
+              <w:left w:w="80" w:type="dxa"/>
+              <w:bottom w:w="40" w:type="dxa"/>
+              <w:right w:w="80" w:type="dxa"/>
+            </w:tcMar>
+            <w:vAlign w:val="center"/>
+            <w:hideMark/>
+          </w:tcPr>
+          <w:p>
+            <w:pPr>
+              <w:jc w:val="center"/>
+              <w:rPr>
+                <w:rFonts w:ascii="Times New Roman" w:eastAsia="標楷體" w:hAnsi="Times New Roman" w:cs="Times New Roman"/>
+                <w:b/>
+                <w:bCs/>
+                <w:color w:val="000000"/>
+                <w:sz w:val="22"/>
+                <w:szCs w:val="22"/>
+              </w:rPr>
+            </w:pPr>
+            <w:r>
+              <w:rPr>
+                <w:rFonts w:ascii="Times New Roman" w:eastAsia="標楷體" w:hAnsi="Times New Roman" w:cs="Times New Roman"/>
+                <w:b/>
+                <w:bCs/>
+                <w:color w:val="000000"/>
+                <w:sz w:val="22"/>
+                <w:szCs w:val="22"/>
+              </w:rPr>
+              <w:t>本作品</w:t>
+            </w:r>
+          </w:p>
+        </w:tc>
         <w:tc>
           <w:tcPr>
             <w:tcW w:w="1000" w:type="pct"/>
@@ -12811,7 +12897,7 @@
                 <w:sz w:val="22"/>
                 <w:szCs w:val="22"/>
               </w:rPr>
-              <w:t>構面</w:t>
+              <w:t>通用電商</w:t>
             </w:r>
           </w:p>
         </w:tc>
@@ -12855,7 +12941,7 @@
                 <w:sz w:val="22"/>
                 <w:szCs w:val="22"/>
               </w:rPr>
-              <w:t>本作品</w:t>
+              <w:t>社群媒體</w:t>
             </w:r>
           </w:p>
         </w:tc>
@@ -12899,8 +12985,102 @@
                 <w:sz w:val="22"/>
                 <w:szCs w:val="22"/>
               </w:rPr>
-              <w:t>通用電商</w:t>
-            </w:r>
+              <w:t>寄賣平台</w:t>
+            </w:r>
+          </w:p>
+        </w:tc>
+      </w:tr>
+      <w:tr>
+        <w:trPr>
+          <w:cantSplit/>
+          <w:jc w:val="center"/>
+        </w:trPr>
+        <w:tc>
+          <w:tcPr>
+            <w:tcW w:w="547" w:type="pct"/>
+            <w:tcBorders>
+              <w:top w:val="single" w:sz="6" w:space="0" w:color="000000"/>
+              <w:left w:val="single" w:sz="6" w:space="0" w:color="000000"/>
+              <w:bottom w:val="single" w:sz="6" w:space="0" w:color="000000"/>
+              <w:right w:val="single" w:sz="6" w:space="0" w:color="000000"/>
+            </w:tcBorders>
+            <w:tcMar>
+              <w:top w:w="40" w:type="dxa"/>
+              <w:left w:w="80" w:type="dxa"/>
+              <w:bottom w:w="40" w:type="dxa"/>
+              <w:right w:w="80" w:type="dxa"/>
+            </w:tcMar>
+            <w:vAlign w:val="center"/>
+            <w:hideMark/>
+          </w:tcPr>
+          <w:p>
+            <w:pPr>
+              <w:jc w:val="center"/>
+              <w:rPr>
+                <w:rFonts w:ascii="Times New Roman" w:eastAsia="標楷體" w:hAnsi="Times New Roman" w:cs="Times New Roman"/>
+                <w:color w:val="000000"/>
+                <w:sz w:val="22"/>
+                <w:szCs w:val="22"/>
+              </w:rPr>
+            </w:pPr>
+            <w:r>
+              <w:rPr>
+                <w:rFonts w:ascii="Times New Roman" w:eastAsia="標楷體" w:hAnsi="Times New Roman" w:cs="Times New Roman"/>
+                <w:color w:val="000000"/>
+                <w:sz w:val="22"/>
+                <w:szCs w:val="22"/>
+              </w:rPr>
+              <w:t>應用面</w:t>
+            </w:r>
+          </w:p>
+        </w:tc>
+        <w:tc>
+          <w:tcPr>
+            <w:tcW w:w="1454" w:type="pct"/>
+            <w:tcBorders>
+              <w:top w:val="single" w:sz="6" w:space="0" w:color="000000"/>
+              <w:left w:val="single" w:sz="6" w:space="0" w:color="000000"/>
+              <w:bottom w:val="single" w:sz="6" w:space="0" w:color="000000"/>
+              <w:right w:val="single" w:sz="6" w:space="0" w:color="000000"/>
+            </w:tcBorders>
+            <w:tcMar>
+              <w:top w:w="40" w:type="dxa"/>
+              <w:left w:w="80" w:type="dxa"/>
+              <w:bottom w:w="40" w:type="dxa"/>
+              <w:right w:w="80" w:type="dxa"/>
+            </w:tcMar>
+            <w:vAlign w:val="center"/>
+            <w:hideMark/>
+          </w:tcPr>
+          <w:p>
+            <w:pPr>
+              <w:rPr>
+                <w:rFonts w:ascii="Times New Roman" w:eastAsia="標楷體" w:hAnsi="Times New Roman" w:cs="Times New Roman"/>
+                <w:color w:val="000000"/>
+                <w:sz w:val="22"/>
+                <w:szCs w:val="22"/>
+              </w:rPr>
+            </w:pPr>
+            <w:r>
+              <w:rPr>
+                <w:rFonts w:ascii="Times New Roman" w:eastAsia="標楷體" w:hAnsi="Times New Roman" w:cs="Times New Roman"/>
+                <w:color w:val="000000"/>
+                <w:sz w:val="22"/>
+                <w:szCs w:val="22"/>
+              </w:rPr>
+              <w:t>專注二手書，就近書櫃自助存取，免包裝、</w:t>
+            </w:r>
+            <w:proofErr w:type="gramStart"/>
+            <w:r>
+              <w:rPr>
+                <w:rFonts w:ascii="Times New Roman" w:eastAsia="標楷體" w:hAnsi="Times New Roman" w:cs="Times New Roman"/>
+                <w:color w:val="000000"/>
+                <w:sz w:val="22"/>
+                <w:szCs w:val="22"/>
+              </w:rPr>
+              <w:t>免面交</w:t>
+            </w:r>
+            <w:proofErr w:type="gramEnd"/>
           </w:p>
         </w:tc>
         <w:tc>
@@ -12912,7 +13092,6 @@
               <w:bottom w:val="single" w:sz="6" w:space="0" w:color="000000"/>
               <w:right w:val="single" w:sz="6" w:space="0" w:color="000000"/>
             </w:tcBorders>
-            <w:shd w:val="clear" w:color="auto" w:fill="D9E2EA"/>
             <w:tcMar>
               <w:top w:w="40" w:type="dxa"/>
               <w:left w:w="80" w:type="dxa"/>
@@ -12924,27 +13103,33 @@
           </w:tcPr>
           <w:p>
             <w:pPr>
-              <w:jc w:val="center"/>
-              <w:rPr>
-                <w:rFonts w:ascii="Times New Roman" w:eastAsia="標楷體" w:hAnsi="Times New Roman" w:cs="Times New Roman"/>
-                <w:b/>
-                <w:bCs/>
-                <w:color w:val="000000"/>
-                <w:sz w:val="22"/>
-                <w:szCs w:val="22"/>
-              </w:rPr>
-            </w:pPr>
-            <w:r>
-              <w:rPr>
-                <w:rFonts w:ascii="Times New Roman" w:eastAsia="標楷體" w:hAnsi="Times New Roman" w:cs="Times New Roman"/>
-                <w:b/>
-                <w:bCs/>
-                <w:color w:val="000000"/>
-                <w:sz w:val="22"/>
-                <w:szCs w:val="22"/>
-              </w:rPr>
-              <w:t>社群媒體</w:t>
-            </w:r>
+              <w:rPr>
+                <w:rFonts w:ascii="Times New Roman" w:eastAsia="標楷體" w:hAnsi="Times New Roman" w:cs="Times New Roman"/>
+                <w:color w:val="000000"/>
+                <w:sz w:val="22"/>
+                <w:szCs w:val="22"/>
+              </w:rPr>
+            </w:pPr>
+            <w:r>
+              <w:rPr>
+                <w:rFonts w:ascii="Times New Roman" w:eastAsia="標楷體" w:hAnsi="Times New Roman" w:cs="Times New Roman"/>
+                <w:color w:val="000000"/>
+                <w:sz w:val="22"/>
+                <w:szCs w:val="22"/>
+              </w:rPr>
+              <w:t>商品類別廣，須包裝並至</w:t>
+            </w:r>
+            <w:proofErr w:type="gramStart"/>
+            <w:r>
+              <w:rPr>
+                <w:rFonts w:ascii="Times New Roman" w:eastAsia="標楷體" w:hAnsi="Times New Roman" w:cs="Times New Roman"/>
+                <w:color w:val="000000"/>
+                <w:sz w:val="22"/>
+                <w:szCs w:val="22"/>
+              </w:rPr>
+              <w:t>超商寄取貨</w:t>
+            </w:r>
+            <w:proofErr w:type="gramEnd"/>
           </w:p>
         </w:tc>
         <w:tc>
@@ -12956,7 +13141,6 @@
               <w:bottom w:val="single" w:sz="6" w:space="0" w:color="000000"/>
               <w:right w:val="single" w:sz="6" w:space="0" w:color="000000"/>
             </w:tcBorders>
-            <w:shd w:val="clear" w:color="auto" w:fill="D9E2EA"/>
             <w:tcMar>
               <w:top w:w="40" w:type="dxa"/>
               <w:left w:w="80" w:type="dxa"/>
@@ -12968,35 +13152,44 @@
           </w:tcPr>
           <w:p>
             <w:pPr>
-              <w:jc w:val="center"/>
-              <w:rPr>
-                <w:rFonts w:ascii="Times New Roman" w:eastAsia="標楷體" w:hAnsi="Times New Roman" w:cs="Times New Roman"/>
-                <w:b/>
-                <w:bCs/>
-                <w:color w:val="000000"/>
-                <w:sz w:val="22"/>
-                <w:szCs w:val="22"/>
-              </w:rPr>
-            </w:pPr>
-            <w:r>
-              <w:rPr>
-                <w:rFonts w:ascii="Times New Roman" w:eastAsia="標楷體" w:hAnsi="Times New Roman" w:cs="Times New Roman"/>
-                <w:b/>
-                <w:bCs/>
-                <w:color w:val="000000"/>
-                <w:sz w:val="22"/>
-                <w:szCs w:val="22"/>
-              </w:rPr>
-              <w:t>寄賣平台</w:t>
-            </w:r>
-          </w:p>
-        </w:tc>
-      </w:tr>
-      <w:tr>
-        <w:trPr>
-          <w:cantSplit/>
-          <w:jc w:val="center"/>
-        </w:trPr>
+              <w:rPr>
+                <w:rFonts w:ascii="Times New Roman" w:eastAsia="標楷體" w:hAnsi="Times New Roman" w:cs="Times New Roman"/>
+                <w:color w:val="000000"/>
+                <w:sz w:val="22"/>
+                <w:szCs w:val="22"/>
+              </w:rPr>
+            </w:pPr>
+            <w:r>
+              <w:rPr>
+                <w:rFonts w:ascii="Times New Roman" w:eastAsia="標楷體" w:hAnsi="Times New Roman" w:cs="Times New Roman"/>
+                <w:color w:val="000000"/>
+                <w:sz w:val="22"/>
+                <w:szCs w:val="22"/>
+              </w:rPr>
+              <w:t>以</w:t>
+            </w:r>
+            <w:proofErr w:type="gramStart"/>
+            <w:r>
+              <w:rPr>
+                <w:rFonts w:ascii="Times New Roman" w:eastAsia="標楷體" w:hAnsi="Times New Roman" w:cs="Times New Roman"/>
+                <w:color w:val="000000"/>
+                <w:sz w:val="22"/>
+                <w:szCs w:val="22"/>
+              </w:rPr>
+              <w:t>貼文媒</w:t>
+            </w:r>
+            <w:proofErr w:type="gramEnd"/>
+            <w:r>
+              <w:rPr>
+                <w:rFonts w:ascii="Times New Roman" w:eastAsia="標楷體" w:hAnsi="Times New Roman" w:cs="Times New Roman"/>
+                <w:color w:val="000000"/>
+                <w:sz w:val="22"/>
+                <w:szCs w:val="22"/>
+              </w:rPr>
+              <w:t>合，多須約時間面交</w:t>
+            </w:r>
+          </w:p>
+        </w:tc>
         <w:tc>
           <w:tcPr>
             <w:tcW w:w="1000" w:type="pct"/>
@@ -13017,6 +13210,50 @@
           </w:tcPr>
           <w:p>
             <w:pPr>
+              <w:rPr>
+                <w:rFonts w:ascii="Times New Roman" w:eastAsia="標楷體" w:hAnsi="Times New Roman" w:cs="Times New Roman"/>
+                <w:color w:val="000000"/>
+                <w:sz w:val="22"/>
+                <w:szCs w:val="22"/>
+              </w:rPr>
+            </w:pPr>
+            <w:r>
+              <w:rPr>
+                <w:rFonts w:ascii="Times New Roman" w:eastAsia="標楷體" w:hAnsi="Times New Roman" w:cs="Times New Roman"/>
+                <w:color w:val="000000"/>
+                <w:sz w:val="22"/>
+                <w:szCs w:val="22"/>
+              </w:rPr>
+              <w:t>須寄書至倉庫，由平台統一上架出貨</w:t>
+            </w:r>
+          </w:p>
+        </w:tc>
+      </w:tr>
+      <w:tr>
+        <w:trPr>
+          <w:cantSplit/>
+          <w:jc w:val="center"/>
+        </w:trPr>
+        <w:tc>
+          <w:tcPr>
+            <w:tcW w:w="547" w:type="pct"/>
+            <w:tcBorders>
+              <w:top w:val="single" w:sz="6" w:space="0" w:color="000000"/>
+              <w:left w:val="single" w:sz="6" w:space="0" w:color="000000"/>
+              <w:bottom w:val="single" w:sz="6" w:space="0" w:color="000000"/>
+              <w:right w:val="single" w:sz="6" w:space="0" w:color="000000"/>
+            </w:tcBorders>
+            <w:tcMar>
+              <w:top w:w="40" w:type="dxa"/>
+              <w:left w:w="80" w:type="dxa"/>
+              <w:bottom w:w="40" w:type="dxa"/>
+              <w:right w:w="80" w:type="dxa"/>
+            </w:tcMar>
+            <w:vAlign w:val="center"/>
+            <w:hideMark/>
+          </w:tcPr>
+          <w:p>
+            <w:pPr>
               <w:jc w:val="center"/>
               <w:rPr>
                 <w:rFonts w:ascii="Times New Roman" w:eastAsia="標楷體" w:hAnsi="Times New Roman" w:cs="Times New Roman"/>
@@ -13032,7 +13269,74 @@
                 <w:sz w:val="22"/>
                 <w:szCs w:val="22"/>
               </w:rPr>
-              <w:t>應用面</w:t>
+              <w:t>技術面</w:t>
+            </w:r>
+          </w:p>
+        </w:tc>
+        <w:tc>
+          <w:tcPr>
+            <w:tcW w:w="1454" w:type="pct"/>
+            <w:tcBorders>
+              <w:top w:val="single" w:sz="6" w:space="0" w:color="000000"/>
+              <w:left w:val="single" w:sz="6" w:space="0" w:color="000000"/>
+              <w:bottom w:val="single" w:sz="6" w:space="0" w:color="000000"/>
+              <w:right w:val="single" w:sz="6" w:space="0" w:color="000000"/>
+            </w:tcBorders>
+            <w:tcMar>
+              <w:top w:w="40" w:type="dxa"/>
+              <w:left w:w="80" w:type="dxa"/>
+              <w:bottom w:w="40" w:type="dxa"/>
+              <w:right w:w="80" w:type="dxa"/>
+            </w:tcMar>
+            <w:vAlign w:val="center"/>
+            <w:hideMark/>
+          </w:tcPr>
+          <w:p>
+            <w:pPr>
+              <w:rPr>
+                <w:rFonts w:ascii="Times New Roman" w:eastAsia="標楷體" w:hAnsi="Times New Roman" w:cs="Times New Roman"/>
+                <w:color w:val="000000"/>
+                <w:sz w:val="22"/>
+                <w:szCs w:val="22"/>
+              </w:rPr>
+            </w:pPr>
+            <w:r>
+              <w:rPr>
+                <w:rFonts w:ascii="Times New Roman" w:eastAsia="標楷體" w:hAnsi="Times New Roman" w:cs="Times New Roman"/>
+                <w:color w:val="000000"/>
+                <w:sz w:val="22"/>
+                <w:szCs w:val="22"/>
+              </w:rPr>
+              <w:t>LLM</w:t>
+            </w:r>
+            <w:r>
+              <w:rPr>
+                <w:rFonts w:ascii="Times New Roman" w:eastAsia="標楷體" w:hAnsi="Times New Roman" w:cs="Times New Roman"/>
+                <w:color w:val="000000"/>
+                <w:sz w:val="22"/>
+                <w:szCs w:val="22"/>
+              </w:rPr>
+              <w:t>上架助理、書籍顧問、客服與審核；自製</w:t>
+            </w:r>
+            <w:proofErr w:type="spellStart"/>
+            <w:r>
+              <w:rPr>
+                <w:rFonts w:ascii="Times New Roman" w:eastAsia="標楷體" w:hAnsi="Times New Roman" w:cs="Times New Roman"/>
+                <w:color w:val="000000"/>
+                <w:sz w:val="22"/>
+                <w:szCs w:val="22"/>
+              </w:rPr>
+              <w:t>IoT</w:t>
+            </w:r>
+            <w:proofErr w:type="spellEnd"/>
+            <w:r>
+              <w:rPr>
+                <w:rFonts w:ascii="Times New Roman" w:eastAsia="標楷體" w:hAnsi="Times New Roman" w:cs="Times New Roman"/>
+                <w:color w:val="000000"/>
+                <w:sz w:val="22"/>
+                <w:szCs w:val="22"/>
+              </w:rPr>
+              <w:t>書櫃</w:t>
             </w:r>
           </w:p>
         </w:tc>
@@ -13070,19 +13374,8 @@
                 <w:sz w:val="22"/>
                 <w:szCs w:val="22"/>
               </w:rPr>
-              <w:t>專注二手書，就近書櫃自助存取，免包裝、</w:t>
-            </w:r>
-            <w:proofErr w:type="gramStart"/>
-            <w:r>
-              <w:rPr>
-                <w:rFonts w:ascii="Times New Roman" w:eastAsia="標楷體" w:hAnsi="Times New Roman" w:cs="Times New Roman"/>
-                <w:color w:val="000000"/>
-                <w:sz w:val="22"/>
-                <w:szCs w:val="22"/>
-              </w:rPr>
-              <w:t>免面交</w:t>
-            </w:r>
-            <w:proofErr w:type="gramEnd"/>
+              <w:t>成熟電商與物流系統，無書籍專屬輔助</w:t>
+            </w:r>
           </w:p>
         </w:tc>
         <w:tc>
@@ -13112,15 +13405,6 @@
                 <w:szCs w:val="22"/>
               </w:rPr>
             </w:pPr>
-            <w:r>
-              <w:rPr>
-                <w:rFonts w:ascii="Times New Roman" w:eastAsia="標楷體" w:hAnsi="Times New Roman" w:cs="Times New Roman"/>
-                <w:color w:val="000000"/>
-                <w:sz w:val="22"/>
-                <w:szCs w:val="22"/>
-              </w:rPr>
-              <w:t>商品類別廣，須包裝並至</w:t>
-            </w:r>
             <w:proofErr w:type="gramStart"/>
             <w:r>
               <w:rPr>
@@ -13129,9 +13413,18 @@
                 <w:sz w:val="22"/>
                 <w:szCs w:val="22"/>
               </w:rPr>
-              <w:t>超商寄取貨</w:t>
+              <w:t>僅貼文與</w:t>
             </w:r>
             <w:proofErr w:type="gramEnd"/>
+            <w:r>
+              <w:rPr>
+                <w:rFonts w:ascii="Times New Roman" w:eastAsia="標楷體" w:hAnsi="Times New Roman" w:cs="Times New Roman"/>
+                <w:color w:val="000000"/>
+                <w:sz w:val="22"/>
+                <w:szCs w:val="22"/>
+              </w:rPr>
+              <w:t>聊天功能</w:t>
+            </w:r>
           </w:p>
         </w:tc>
         <w:tc>
@@ -13168,7 +13461,7 @@
                 <w:sz w:val="22"/>
                 <w:szCs w:val="22"/>
               </w:rPr>
-              <w:t>以</w:t>
+              <w:t>平台人工鑑定書</w:t>
             </w:r>
             <w:proofErr w:type="gramStart"/>
             <w:r>
@@ -13178,17 +13471,110 @@
                 <w:sz w:val="22"/>
                 <w:szCs w:val="22"/>
               </w:rPr>
-              <w:t>貼文媒</w:t>
+              <w:t>況</w:t>
             </w:r>
             <w:proofErr w:type="gramEnd"/>
-            <w:r>
-              <w:rPr>
-                <w:rFonts w:ascii="Times New Roman" w:eastAsia="標楷體" w:hAnsi="Times New Roman" w:cs="Times New Roman"/>
-                <w:color w:val="000000"/>
-                <w:sz w:val="22"/>
-                <w:szCs w:val="22"/>
-              </w:rPr>
-              <w:t>合，多須約時間面交</w:t>
+          </w:p>
+        </w:tc>
+      </w:tr>
+      <w:tr>
+        <w:trPr>
+          <w:cantSplit/>
+          <w:jc w:val="center"/>
+        </w:trPr>
+        <w:tc>
+          <w:tcPr>
+            <w:tcW w:w="547" w:type="pct"/>
+            <w:tcBorders>
+              <w:top w:val="single" w:sz="6" w:space="0" w:color="000000"/>
+              <w:left w:val="single" w:sz="6" w:space="0" w:color="000000"/>
+              <w:bottom w:val="single" w:sz="6" w:space="0" w:color="000000"/>
+              <w:right w:val="single" w:sz="6" w:space="0" w:color="000000"/>
+            </w:tcBorders>
+            <w:tcMar>
+              <w:top w:w="40" w:type="dxa"/>
+              <w:left w:w="80" w:type="dxa"/>
+              <w:bottom w:w="40" w:type="dxa"/>
+              <w:right w:w="80" w:type="dxa"/>
+            </w:tcMar>
+            <w:vAlign w:val="center"/>
+            <w:hideMark/>
+          </w:tcPr>
+          <w:p>
+            <w:pPr>
+              <w:jc w:val="center"/>
+              <w:rPr>
+                <w:rFonts w:ascii="Times New Roman" w:eastAsia="標楷體" w:hAnsi="Times New Roman" w:cs="Times New Roman"/>
+                <w:color w:val="000000"/>
+                <w:sz w:val="22"/>
+                <w:szCs w:val="22"/>
+              </w:rPr>
+            </w:pPr>
+            <w:r>
+              <w:rPr>
+                <w:rFonts w:ascii="Times New Roman" w:eastAsia="標楷體" w:hAnsi="Times New Roman" w:cs="Times New Roman"/>
+                <w:color w:val="000000"/>
+                <w:sz w:val="22"/>
+                <w:szCs w:val="22"/>
+              </w:rPr>
+              <w:lastRenderedPageBreak/>
+              <w:t>安全面</w:t>
+            </w:r>
+          </w:p>
+        </w:tc>
+        <w:tc>
+          <w:tcPr>
+            <w:tcW w:w="1454" w:type="pct"/>
+            <w:tcBorders>
+              <w:top w:val="single" w:sz="6" w:space="0" w:color="000000"/>
+              <w:left w:val="single" w:sz="6" w:space="0" w:color="000000"/>
+              <w:bottom w:val="single" w:sz="6" w:space="0" w:color="000000"/>
+              <w:right w:val="single" w:sz="6" w:space="0" w:color="000000"/>
+            </w:tcBorders>
+            <w:tcMar>
+              <w:top w:w="40" w:type="dxa"/>
+              <w:left w:w="80" w:type="dxa"/>
+              <w:bottom w:w="40" w:type="dxa"/>
+              <w:right w:w="80" w:type="dxa"/>
+            </w:tcMar>
+            <w:vAlign w:val="center"/>
+            <w:hideMark/>
+          </w:tcPr>
+          <w:p>
+            <w:pPr>
+              <w:rPr>
+                <w:rFonts w:ascii="Times New Roman" w:eastAsia="標楷體" w:hAnsi="Times New Roman" w:cs="Times New Roman"/>
+                <w:color w:val="000000"/>
+                <w:sz w:val="22"/>
+                <w:szCs w:val="22"/>
+              </w:rPr>
+            </w:pPr>
+            <w:r>
+              <w:rPr>
+                <w:rFonts w:ascii="Times New Roman" w:eastAsia="標楷體" w:hAnsi="Times New Roman" w:cs="Times New Roman"/>
+                <w:color w:val="000000"/>
+                <w:sz w:val="22"/>
+                <w:szCs w:val="22"/>
+              </w:rPr>
+              <w:t>款項暫管、取書後</w:t>
+            </w:r>
+            <w:r>
+              <w:rPr>
+                <w:rFonts w:ascii="Times New Roman" w:eastAsia="標楷體" w:hAnsi="Times New Roman" w:cs="Times New Roman"/>
+                <w:color w:val="000000"/>
+                <w:sz w:val="22"/>
+                <w:szCs w:val="22"/>
+              </w:rPr>
+              <w:t>24</w:t>
+            </w:r>
+            <w:r>
+              <w:rPr>
+                <w:rFonts w:ascii="Times New Roman" w:eastAsia="標楷體" w:hAnsi="Times New Roman" w:cs="Times New Roman"/>
+                <w:color w:val="000000"/>
+                <w:sz w:val="22"/>
+                <w:szCs w:val="22"/>
+              </w:rPr>
+              <w:t>小時爭議期、三重驗證開櫃、聊天防詐</w:t>
             </w:r>
           </w:p>
         </w:tc>
@@ -13226,16 +13612,10 @@
                 <w:sz w:val="22"/>
                 <w:szCs w:val="22"/>
               </w:rPr>
-              <w:t>須寄書至倉庫，由平台統一上架出貨</w:t>
-            </w:r>
-          </w:p>
-        </w:tc>
-      </w:tr>
-      <w:tr>
-        <w:trPr>
-          <w:cantSplit/>
-          <w:jc w:val="center"/>
-        </w:trPr>
+              <w:t>有平台保障，但仍有圖文不符爭議</w:t>
+            </w:r>
+          </w:p>
+        </w:tc>
         <w:tc>
           <w:tcPr>
             <w:tcW w:w="1000" w:type="pct"/>
@@ -13256,23 +13636,21 @@
           </w:tcPr>
           <w:p>
             <w:pPr>
-              <w:jc w:val="center"/>
-              <w:rPr>
-                <w:rFonts w:ascii="Times New Roman" w:eastAsia="標楷體" w:hAnsi="Times New Roman" w:cs="Times New Roman"/>
-                <w:color w:val="000000"/>
-                <w:sz w:val="22"/>
-                <w:szCs w:val="22"/>
-              </w:rPr>
-            </w:pPr>
-            <w:r>
-              <w:rPr>
-                <w:rFonts w:ascii="Times New Roman" w:eastAsia="標楷體" w:hAnsi="Times New Roman" w:cs="Times New Roman"/>
-                <w:color w:val="000000"/>
-                <w:sz w:val="22"/>
-                <w:szCs w:val="22"/>
-              </w:rPr>
-              <w:lastRenderedPageBreak/>
-              <w:t>技術面</w:t>
+              <w:rPr>
+                <w:rFonts w:ascii="Times New Roman" w:eastAsia="標楷體" w:hAnsi="Times New Roman" w:cs="Times New Roman"/>
+                <w:color w:val="000000"/>
+                <w:sz w:val="22"/>
+                <w:szCs w:val="22"/>
+              </w:rPr>
+            </w:pPr>
+            <w:r>
+              <w:rPr>
+                <w:rFonts w:ascii="Times New Roman" w:eastAsia="標楷體" w:hAnsi="Times New Roman" w:cs="Times New Roman"/>
+                <w:color w:val="000000"/>
+                <w:sz w:val="22"/>
+                <w:szCs w:val="22"/>
+              </w:rPr>
+              <w:t>無金流保障，詐騙與放鳥風險高</w:t>
             </w:r>
           </w:p>
         </w:tc>
@@ -13310,36 +13688,119 @@
                 <w:sz w:val="22"/>
                 <w:szCs w:val="22"/>
               </w:rPr>
-              <w:t>LLM</w:t>
-            </w:r>
-            <w:r>
-              <w:rPr>
-                <w:rFonts w:ascii="Times New Roman" w:eastAsia="標楷體" w:hAnsi="Times New Roman" w:cs="Times New Roman"/>
-                <w:color w:val="000000"/>
-                <w:sz w:val="22"/>
-                <w:szCs w:val="22"/>
-              </w:rPr>
-              <w:t>上架助理、書籍顧問、客服與審核；自製</w:t>
-            </w:r>
-            <w:proofErr w:type="spellStart"/>
-            <w:r>
-              <w:rPr>
-                <w:rFonts w:ascii="Times New Roman" w:eastAsia="標楷體" w:hAnsi="Times New Roman" w:cs="Times New Roman"/>
-                <w:color w:val="000000"/>
-                <w:sz w:val="22"/>
-                <w:szCs w:val="22"/>
-              </w:rPr>
-              <w:t>IoT</w:t>
-            </w:r>
-            <w:proofErr w:type="spellEnd"/>
-            <w:r>
-              <w:rPr>
-                <w:rFonts w:ascii="Times New Roman" w:eastAsia="標楷體" w:hAnsi="Times New Roman" w:cs="Times New Roman"/>
-                <w:color w:val="000000"/>
-                <w:sz w:val="22"/>
-                <w:szCs w:val="22"/>
-              </w:rPr>
-              <w:t>書櫃</w:t>
+              <w:t>由平台把關，賣家無法與買家溝通</w:t>
+            </w:r>
+          </w:p>
+        </w:tc>
+      </w:tr>
+      <w:tr>
+        <w:trPr>
+          <w:cantSplit/>
+          <w:jc w:val="center"/>
+        </w:trPr>
+        <w:tc>
+          <w:tcPr>
+            <w:tcW w:w="547" w:type="pct"/>
+            <w:tcBorders>
+              <w:top w:val="single" w:sz="6" w:space="0" w:color="000000"/>
+              <w:left w:val="single" w:sz="6" w:space="0" w:color="000000"/>
+              <w:bottom w:val="single" w:sz="6" w:space="0" w:color="000000"/>
+              <w:right w:val="single" w:sz="6" w:space="0" w:color="000000"/>
+            </w:tcBorders>
+            <w:tcMar>
+              <w:top w:w="40" w:type="dxa"/>
+              <w:left w:w="80" w:type="dxa"/>
+              <w:bottom w:w="40" w:type="dxa"/>
+              <w:right w:w="80" w:type="dxa"/>
+            </w:tcMar>
+            <w:vAlign w:val="center"/>
+            <w:hideMark/>
+          </w:tcPr>
+          <w:p>
+            <w:pPr>
+              <w:jc w:val="center"/>
+              <w:rPr>
+                <w:rFonts w:ascii="Times New Roman" w:eastAsia="標楷體" w:hAnsi="Times New Roman" w:cs="Times New Roman"/>
+                <w:color w:val="000000"/>
+                <w:sz w:val="22"/>
+                <w:szCs w:val="22"/>
+              </w:rPr>
+            </w:pPr>
+            <w:r>
+              <w:rPr>
+                <w:rFonts w:ascii="Times New Roman" w:eastAsia="標楷體" w:hAnsi="Times New Roman" w:cs="Times New Roman"/>
+                <w:color w:val="000000"/>
+                <w:sz w:val="22"/>
+                <w:szCs w:val="22"/>
+              </w:rPr>
+              <w:t>時間彈性</w:t>
+            </w:r>
+          </w:p>
+        </w:tc>
+        <w:tc>
+          <w:tcPr>
+            <w:tcW w:w="1454" w:type="pct"/>
+            <w:tcBorders>
+              <w:top w:val="single" w:sz="6" w:space="0" w:color="000000"/>
+              <w:left w:val="single" w:sz="6" w:space="0" w:color="000000"/>
+              <w:bottom w:val="single" w:sz="6" w:space="0" w:color="000000"/>
+              <w:right w:val="single" w:sz="6" w:space="0" w:color="000000"/>
+            </w:tcBorders>
+            <w:tcMar>
+              <w:top w:w="40" w:type="dxa"/>
+              <w:left w:w="80" w:type="dxa"/>
+              <w:bottom w:w="40" w:type="dxa"/>
+              <w:right w:w="80" w:type="dxa"/>
+            </w:tcMar>
+            <w:vAlign w:val="center"/>
+            <w:hideMark/>
+          </w:tcPr>
+          <w:p>
+            <w:pPr>
+              <w:rPr>
+                <w:rFonts w:ascii="Times New Roman" w:eastAsia="標楷體" w:hAnsi="Times New Roman" w:cs="Times New Roman"/>
+                <w:color w:val="000000"/>
+                <w:sz w:val="22"/>
+                <w:szCs w:val="22"/>
+              </w:rPr>
+            </w:pPr>
+            <w:proofErr w:type="gramStart"/>
+            <w:r>
+              <w:rPr>
+                <w:rFonts w:ascii="Times New Roman" w:eastAsia="標楷體" w:hAnsi="Times New Roman" w:cs="Times New Roman"/>
+                <w:color w:val="000000"/>
+                <w:sz w:val="22"/>
+                <w:szCs w:val="22"/>
+              </w:rPr>
+              <w:t>依場域</w:t>
+            </w:r>
+            <w:proofErr w:type="gramEnd"/>
+            <w:r>
+              <w:rPr>
+                <w:rFonts w:ascii="Times New Roman" w:eastAsia="標楷體" w:hAnsi="Times New Roman" w:cs="Times New Roman"/>
+                <w:color w:val="000000"/>
+                <w:sz w:val="22"/>
+                <w:szCs w:val="22"/>
+              </w:rPr>
+              <w:t>開放時間最長</w:t>
+            </w:r>
+            <w:r>
+              <w:rPr>
+                <w:rFonts w:ascii="Times New Roman" w:eastAsia="標楷體" w:hAnsi="Times New Roman" w:cs="Times New Roman"/>
+                <w:color w:val="000000"/>
+                <w:sz w:val="22"/>
+                <w:szCs w:val="22"/>
+              </w:rPr>
+              <w:t>24</w:t>
+            </w:r>
+            <w:r>
+              <w:rPr>
+                <w:rFonts w:ascii="Times New Roman" w:eastAsia="標楷體" w:hAnsi="Times New Roman" w:cs="Times New Roman"/>
+                <w:color w:val="000000"/>
+                <w:sz w:val="22"/>
+                <w:szCs w:val="22"/>
+              </w:rPr>
+              <w:t>小時非同步存取</w:t>
             </w:r>
           </w:p>
         </w:tc>
@@ -13370,14 +13831,25 @@
                 <w:szCs w:val="22"/>
               </w:rPr>
             </w:pPr>
-            <w:r>
-              <w:rPr>
-                <w:rFonts w:ascii="Times New Roman" w:eastAsia="標楷體" w:hAnsi="Times New Roman" w:cs="Times New Roman"/>
-                <w:color w:val="000000"/>
-                <w:sz w:val="22"/>
-                <w:szCs w:val="22"/>
-              </w:rPr>
-              <w:t>成熟電商與物流系統，無書籍專屬輔助</w:t>
+            <w:proofErr w:type="gramStart"/>
+            <w:r>
+              <w:rPr>
+                <w:rFonts w:ascii="Times New Roman" w:eastAsia="標楷體" w:hAnsi="Times New Roman" w:cs="Times New Roman"/>
+                <w:color w:val="000000"/>
+                <w:sz w:val="22"/>
+                <w:szCs w:val="22"/>
+              </w:rPr>
+              <w:t>受物流</w:t>
+            </w:r>
+            <w:proofErr w:type="gramEnd"/>
+            <w:r>
+              <w:rPr>
+                <w:rFonts w:ascii="Times New Roman" w:eastAsia="標楷體" w:hAnsi="Times New Roman" w:cs="Times New Roman"/>
+                <w:color w:val="000000"/>
+                <w:sz w:val="22"/>
+                <w:szCs w:val="22"/>
+              </w:rPr>
+              <w:t>時程影響</w:t>
             </w:r>
           </w:p>
         </w:tc>
@@ -13408,25 +13880,14 @@
                 <w:szCs w:val="22"/>
               </w:rPr>
             </w:pPr>
-            <w:proofErr w:type="gramStart"/>
-            <w:r>
-              <w:rPr>
-                <w:rFonts w:ascii="Times New Roman" w:eastAsia="標楷體" w:hAnsi="Times New Roman" w:cs="Times New Roman"/>
-                <w:color w:val="000000"/>
-                <w:sz w:val="22"/>
-                <w:szCs w:val="22"/>
-              </w:rPr>
-              <w:t>僅貼文與</w:t>
-            </w:r>
-            <w:proofErr w:type="gramEnd"/>
-            <w:r>
-              <w:rPr>
-                <w:rFonts w:ascii="Times New Roman" w:eastAsia="標楷體" w:hAnsi="Times New Roman" w:cs="Times New Roman"/>
-                <w:color w:val="000000"/>
-                <w:sz w:val="22"/>
-                <w:szCs w:val="22"/>
-              </w:rPr>
-              <w:t>聊天功能</w:t>
+            <w:r>
+              <w:rPr>
+                <w:rFonts w:ascii="Times New Roman" w:eastAsia="標楷體" w:hAnsi="Times New Roman" w:cs="Times New Roman"/>
+                <w:color w:val="000000"/>
+                <w:sz w:val="22"/>
+                <w:szCs w:val="22"/>
+              </w:rPr>
+              <w:t>須雙方配合時間</w:t>
             </w:r>
           </w:p>
         </w:tc>
@@ -13464,469 +13925,6 @@
                 <w:sz w:val="22"/>
                 <w:szCs w:val="22"/>
               </w:rPr>
-              <w:t>平台人工鑑定書</w:t>
-            </w:r>
-            <w:proofErr w:type="gramStart"/>
-            <w:r>
-              <w:rPr>
-                <w:rFonts w:ascii="Times New Roman" w:eastAsia="標楷體" w:hAnsi="Times New Roman" w:cs="Times New Roman"/>
-                <w:color w:val="000000"/>
-                <w:sz w:val="22"/>
-                <w:szCs w:val="22"/>
-              </w:rPr>
-              <w:t>況</w:t>
-            </w:r>
-            <w:proofErr w:type="gramEnd"/>
-          </w:p>
-        </w:tc>
-      </w:tr>
-      <w:tr>
-        <w:trPr>
-          <w:cantSplit/>
-          <w:jc w:val="center"/>
-        </w:trPr>
-        <w:tc>
-          <w:tcPr>
-            <w:tcW w:w="1000" w:type="pct"/>
-            <w:tcBorders>
-              <w:top w:val="single" w:sz="6" w:space="0" w:color="000000"/>
-              <w:left w:val="single" w:sz="6" w:space="0" w:color="000000"/>
-              <w:bottom w:val="single" w:sz="6" w:space="0" w:color="000000"/>
-              <w:right w:val="single" w:sz="6" w:space="0" w:color="000000"/>
-            </w:tcBorders>
-            <w:tcMar>
-              <w:top w:w="40" w:type="dxa"/>
-              <w:left w:w="80" w:type="dxa"/>
-              <w:bottom w:w="40" w:type="dxa"/>
-              <w:right w:w="80" w:type="dxa"/>
-            </w:tcMar>
-            <w:vAlign w:val="center"/>
-            <w:hideMark/>
-          </w:tcPr>
-          <w:p>
-            <w:pPr>
-              <w:jc w:val="center"/>
-              <w:rPr>
-                <w:rFonts w:ascii="Times New Roman" w:eastAsia="標楷體" w:hAnsi="Times New Roman" w:cs="Times New Roman"/>
-                <w:color w:val="000000"/>
-                <w:sz w:val="22"/>
-                <w:szCs w:val="22"/>
-              </w:rPr>
-            </w:pPr>
-            <w:r>
-              <w:rPr>
-                <w:rFonts w:ascii="Times New Roman" w:eastAsia="標楷體" w:hAnsi="Times New Roman" w:cs="Times New Roman"/>
-                <w:color w:val="000000"/>
-                <w:sz w:val="22"/>
-                <w:szCs w:val="22"/>
-              </w:rPr>
-              <w:t>安全面</w:t>
-            </w:r>
-          </w:p>
-        </w:tc>
-        <w:tc>
-          <w:tcPr>
-            <w:tcW w:w="1000" w:type="pct"/>
-            <w:tcBorders>
-              <w:top w:val="single" w:sz="6" w:space="0" w:color="000000"/>
-              <w:left w:val="single" w:sz="6" w:space="0" w:color="000000"/>
-              <w:bottom w:val="single" w:sz="6" w:space="0" w:color="000000"/>
-              <w:right w:val="single" w:sz="6" w:space="0" w:color="000000"/>
-            </w:tcBorders>
-            <w:tcMar>
-              <w:top w:w="40" w:type="dxa"/>
-              <w:left w:w="80" w:type="dxa"/>
-              <w:bottom w:w="40" w:type="dxa"/>
-              <w:right w:w="80" w:type="dxa"/>
-            </w:tcMar>
-            <w:vAlign w:val="center"/>
-            <w:hideMark/>
-          </w:tcPr>
-          <w:p>
-            <w:pPr>
-              <w:rPr>
-                <w:rFonts w:ascii="Times New Roman" w:eastAsia="標楷體" w:hAnsi="Times New Roman" w:cs="Times New Roman"/>
-                <w:color w:val="000000"/>
-                <w:sz w:val="22"/>
-                <w:szCs w:val="22"/>
-              </w:rPr>
-            </w:pPr>
-            <w:r>
-              <w:rPr>
-                <w:rFonts w:ascii="Times New Roman" w:eastAsia="標楷體" w:hAnsi="Times New Roman" w:cs="Times New Roman"/>
-                <w:color w:val="000000"/>
-                <w:sz w:val="22"/>
-                <w:szCs w:val="22"/>
-              </w:rPr>
-              <w:t>款項暫管、取書後</w:t>
-            </w:r>
-            <w:r>
-              <w:rPr>
-                <w:rFonts w:ascii="Times New Roman" w:eastAsia="標楷體" w:hAnsi="Times New Roman" w:cs="Times New Roman"/>
-                <w:color w:val="000000"/>
-                <w:sz w:val="22"/>
-                <w:szCs w:val="22"/>
-              </w:rPr>
-              <w:t>24</w:t>
-            </w:r>
-            <w:r>
-              <w:rPr>
-                <w:rFonts w:ascii="Times New Roman" w:eastAsia="標楷體" w:hAnsi="Times New Roman" w:cs="Times New Roman"/>
-                <w:color w:val="000000"/>
-                <w:sz w:val="22"/>
-                <w:szCs w:val="22"/>
-              </w:rPr>
-              <w:t>小時爭議期、三重驗證開櫃、聊天防詐</w:t>
-            </w:r>
-          </w:p>
-        </w:tc>
-        <w:tc>
-          <w:tcPr>
-            <w:tcW w:w="1000" w:type="pct"/>
-            <w:tcBorders>
-              <w:top w:val="single" w:sz="6" w:space="0" w:color="000000"/>
-              <w:left w:val="single" w:sz="6" w:space="0" w:color="000000"/>
-              <w:bottom w:val="single" w:sz="6" w:space="0" w:color="000000"/>
-              <w:right w:val="single" w:sz="6" w:space="0" w:color="000000"/>
-            </w:tcBorders>
-            <w:tcMar>
-              <w:top w:w="40" w:type="dxa"/>
-              <w:left w:w="80" w:type="dxa"/>
-              <w:bottom w:w="40" w:type="dxa"/>
-              <w:right w:w="80" w:type="dxa"/>
-            </w:tcMar>
-            <w:vAlign w:val="center"/>
-            <w:hideMark/>
-          </w:tcPr>
-          <w:p>
-            <w:pPr>
-              <w:rPr>
-                <w:rFonts w:ascii="Times New Roman" w:eastAsia="標楷體" w:hAnsi="Times New Roman" w:cs="Times New Roman"/>
-                <w:color w:val="000000"/>
-                <w:sz w:val="22"/>
-                <w:szCs w:val="22"/>
-              </w:rPr>
-            </w:pPr>
-            <w:r>
-              <w:rPr>
-                <w:rFonts w:ascii="Times New Roman" w:eastAsia="標楷體" w:hAnsi="Times New Roman" w:cs="Times New Roman"/>
-                <w:color w:val="000000"/>
-                <w:sz w:val="22"/>
-                <w:szCs w:val="22"/>
-              </w:rPr>
-              <w:t>有平台保障，但仍有圖文不符爭議</w:t>
-            </w:r>
-          </w:p>
-        </w:tc>
-        <w:tc>
-          <w:tcPr>
-            <w:tcW w:w="1000" w:type="pct"/>
-            <w:tcBorders>
-              <w:top w:val="single" w:sz="6" w:space="0" w:color="000000"/>
-              <w:left w:val="single" w:sz="6" w:space="0" w:color="000000"/>
-              <w:bottom w:val="single" w:sz="6" w:space="0" w:color="000000"/>
-              <w:right w:val="single" w:sz="6" w:space="0" w:color="000000"/>
-            </w:tcBorders>
-            <w:tcMar>
-              <w:top w:w="40" w:type="dxa"/>
-              <w:left w:w="80" w:type="dxa"/>
-              <w:bottom w:w="40" w:type="dxa"/>
-              <w:right w:w="80" w:type="dxa"/>
-            </w:tcMar>
-            <w:vAlign w:val="center"/>
-            <w:hideMark/>
-          </w:tcPr>
-          <w:p>
-            <w:pPr>
-              <w:rPr>
-                <w:rFonts w:ascii="Times New Roman" w:eastAsia="標楷體" w:hAnsi="Times New Roman" w:cs="Times New Roman"/>
-                <w:color w:val="000000"/>
-                <w:sz w:val="22"/>
-                <w:szCs w:val="22"/>
-              </w:rPr>
-            </w:pPr>
-            <w:r>
-              <w:rPr>
-                <w:rFonts w:ascii="Times New Roman" w:eastAsia="標楷體" w:hAnsi="Times New Roman" w:cs="Times New Roman"/>
-                <w:color w:val="000000"/>
-                <w:sz w:val="22"/>
-                <w:szCs w:val="22"/>
-              </w:rPr>
-              <w:t>無金流保障，詐騙與放鳥風險高</w:t>
-            </w:r>
-          </w:p>
-        </w:tc>
-        <w:tc>
-          <w:tcPr>
-            <w:tcW w:w="1000" w:type="pct"/>
-            <w:tcBorders>
-              <w:top w:val="single" w:sz="6" w:space="0" w:color="000000"/>
-              <w:left w:val="single" w:sz="6" w:space="0" w:color="000000"/>
-              <w:bottom w:val="single" w:sz="6" w:space="0" w:color="000000"/>
-              <w:right w:val="single" w:sz="6" w:space="0" w:color="000000"/>
-            </w:tcBorders>
-            <w:tcMar>
-              <w:top w:w="40" w:type="dxa"/>
-              <w:left w:w="80" w:type="dxa"/>
-              <w:bottom w:w="40" w:type="dxa"/>
-              <w:right w:w="80" w:type="dxa"/>
-            </w:tcMar>
-            <w:vAlign w:val="center"/>
-            <w:hideMark/>
-          </w:tcPr>
-          <w:p>
-            <w:pPr>
-              <w:rPr>
-                <w:rFonts w:ascii="Times New Roman" w:eastAsia="標楷體" w:hAnsi="Times New Roman" w:cs="Times New Roman"/>
-                <w:color w:val="000000"/>
-                <w:sz w:val="22"/>
-                <w:szCs w:val="22"/>
-              </w:rPr>
-            </w:pPr>
-            <w:r>
-              <w:rPr>
-                <w:rFonts w:ascii="Times New Roman" w:eastAsia="標楷體" w:hAnsi="Times New Roman" w:cs="Times New Roman"/>
-                <w:color w:val="000000"/>
-                <w:sz w:val="22"/>
-                <w:szCs w:val="22"/>
-              </w:rPr>
-              <w:t>由平台把關，賣家無法與買家溝通</w:t>
-            </w:r>
-          </w:p>
-        </w:tc>
-      </w:tr>
-      <w:tr>
-        <w:trPr>
-          <w:cantSplit/>
-          <w:jc w:val="center"/>
-        </w:trPr>
-        <w:tc>
-          <w:tcPr>
-            <w:tcW w:w="1000" w:type="pct"/>
-            <w:tcBorders>
-              <w:top w:val="single" w:sz="6" w:space="0" w:color="000000"/>
-              <w:left w:val="single" w:sz="6" w:space="0" w:color="000000"/>
-              <w:bottom w:val="single" w:sz="6" w:space="0" w:color="000000"/>
-              <w:right w:val="single" w:sz="6" w:space="0" w:color="000000"/>
-            </w:tcBorders>
-            <w:tcMar>
-              <w:top w:w="40" w:type="dxa"/>
-              <w:left w:w="80" w:type="dxa"/>
-              <w:bottom w:w="40" w:type="dxa"/>
-              <w:right w:w="80" w:type="dxa"/>
-            </w:tcMar>
-            <w:vAlign w:val="center"/>
-            <w:hideMark/>
-          </w:tcPr>
-          <w:p>
-            <w:pPr>
-              <w:jc w:val="center"/>
-              <w:rPr>
-                <w:rFonts w:ascii="Times New Roman" w:eastAsia="標楷體" w:hAnsi="Times New Roman" w:cs="Times New Roman"/>
-                <w:color w:val="000000"/>
-                <w:sz w:val="22"/>
-                <w:szCs w:val="22"/>
-              </w:rPr>
-            </w:pPr>
-            <w:r>
-              <w:rPr>
-                <w:rFonts w:ascii="Times New Roman" w:eastAsia="標楷體" w:hAnsi="Times New Roman" w:cs="Times New Roman"/>
-                <w:color w:val="000000"/>
-                <w:sz w:val="22"/>
-                <w:szCs w:val="22"/>
-              </w:rPr>
-              <w:t>時間彈性</w:t>
-            </w:r>
-          </w:p>
-        </w:tc>
-        <w:tc>
-          <w:tcPr>
-            <w:tcW w:w="1000" w:type="pct"/>
-            <w:tcBorders>
-              <w:top w:val="single" w:sz="6" w:space="0" w:color="000000"/>
-              <w:left w:val="single" w:sz="6" w:space="0" w:color="000000"/>
-              <w:bottom w:val="single" w:sz="6" w:space="0" w:color="000000"/>
-              <w:right w:val="single" w:sz="6" w:space="0" w:color="000000"/>
-            </w:tcBorders>
-            <w:tcMar>
-              <w:top w:w="40" w:type="dxa"/>
-              <w:left w:w="80" w:type="dxa"/>
-              <w:bottom w:w="40" w:type="dxa"/>
-              <w:right w:w="80" w:type="dxa"/>
-            </w:tcMar>
-            <w:vAlign w:val="center"/>
-            <w:hideMark/>
-          </w:tcPr>
-          <w:p>
-            <w:pPr>
-              <w:rPr>
-                <w:rFonts w:ascii="Times New Roman" w:eastAsia="標楷體" w:hAnsi="Times New Roman" w:cs="Times New Roman"/>
-                <w:color w:val="000000"/>
-                <w:sz w:val="22"/>
-                <w:szCs w:val="22"/>
-              </w:rPr>
-            </w:pPr>
-            <w:proofErr w:type="gramStart"/>
-            <w:r>
-              <w:rPr>
-                <w:rFonts w:ascii="Times New Roman" w:eastAsia="標楷體" w:hAnsi="Times New Roman" w:cs="Times New Roman"/>
-                <w:color w:val="000000"/>
-                <w:sz w:val="22"/>
-                <w:szCs w:val="22"/>
-              </w:rPr>
-              <w:t>依場域</w:t>
-            </w:r>
-            <w:proofErr w:type="gramEnd"/>
-            <w:r>
-              <w:rPr>
-                <w:rFonts w:ascii="Times New Roman" w:eastAsia="標楷體" w:hAnsi="Times New Roman" w:cs="Times New Roman"/>
-                <w:color w:val="000000"/>
-                <w:sz w:val="22"/>
-                <w:szCs w:val="22"/>
-              </w:rPr>
-              <w:t>開放時間最長</w:t>
-            </w:r>
-            <w:r>
-              <w:rPr>
-                <w:rFonts w:ascii="Times New Roman" w:eastAsia="標楷體" w:hAnsi="Times New Roman" w:cs="Times New Roman"/>
-                <w:color w:val="000000"/>
-                <w:sz w:val="22"/>
-                <w:szCs w:val="22"/>
-              </w:rPr>
-              <w:t>24</w:t>
-            </w:r>
-            <w:r>
-              <w:rPr>
-                <w:rFonts w:ascii="Times New Roman" w:eastAsia="標楷體" w:hAnsi="Times New Roman" w:cs="Times New Roman"/>
-                <w:color w:val="000000"/>
-                <w:sz w:val="22"/>
-                <w:szCs w:val="22"/>
-              </w:rPr>
-              <w:t>小時非同步存取</w:t>
-            </w:r>
-          </w:p>
-        </w:tc>
-        <w:tc>
-          <w:tcPr>
-            <w:tcW w:w="1000" w:type="pct"/>
-            <w:tcBorders>
-              <w:top w:val="single" w:sz="6" w:space="0" w:color="000000"/>
-              <w:left w:val="single" w:sz="6" w:space="0" w:color="000000"/>
-              <w:bottom w:val="single" w:sz="6" w:space="0" w:color="000000"/>
-              <w:right w:val="single" w:sz="6" w:space="0" w:color="000000"/>
-            </w:tcBorders>
-            <w:tcMar>
-              <w:top w:w="40" w:type="dxa"/>
-              <w:left w:w="80" w:type="dxa"/>
-              <w:bottom w:w="40" w:type="dxa"/>
-              <w:right w:w="80" w:type="dxa"/>
-            </w:tcMar>
-            <w:vAlign w:val="center"/>
-            <w:hideMark/>
-          </w:tcPr>
-          <w:p>
-            <w:pPr>
-              <w:rPr>
-                <w:rFonts w:ascii="Times New Roman" w:eastAsia="標楷體" w:hAnsi="Times New Roman" w:cs="Times New Roman"/>
-                <w:color w:val="000000"/>
-                <w:sz w:val="22"/>
-                <w:szCs w:val="22"/>
-              </w:rPr>
-            </w:pPr>
-            <w:proofErr w:type="gramStart"/>
-            <w:r>
-              <w:rPr>
-                <w:rFonts w:ascii="Times New Roman" w:eastAsia="標楷體" w:hAnsi="Times New Roman" w:cs="Times New Roman"/>
-                <w:color w:val="000000"/>
-                <w:sz w:val="22"/>
-                <w:szCs w:val="22"/>
-              </w:rPr>
-              <w:t>受物流</w:t>
-            </w:r>
-            <w:proofErr w:type="gramEnd"/>
-            <w:r>
-              <w:rPr>
-                <w:rFonts w:ascii="Times New Roman" w:eastAsia="標楷體" w:hAnsi="Times New Roman" w:cs="Times New Roman"/>
-                <w:color w:val="000000"/>
-                <w:sz w:val="22"/>
-                <w:szCs w:val="22"/>
-              </w:rPr>
-              <w:t>時程影響</w:t>
-            </w:r>
-          </w:p>
-        </w:tc>
-        <w:tc>
-          <w:tcPr>
-            <w:tcW w:w="1000" w:type="pct"/>
-            <w:tcBorders>
-              <w:top w:val="single" w:sz="6" w:space="0" w:color="000000"/>
-              <w:left w:val="single" w:sz="6" w:space="0" w:color="000000"/>
-              <w:bottom w:val="single" w:sz="6" w:space="0" w:color="000000"/>
-              <w:right w:val="single" w:sz="6" w:space="0" w:color="000000"/>
-            </w:tcBorders>
-            <w:tcMar>
-              <w:top w:w="40" w:type="dxa"/>
-              <w:left w:w="80" w:type="dxa"/>
-              <w:bottom w:w="40" w:type="dxa"/>
-              <w:right w:w="80" w:type="dxa"/>
-            </w:tcMar>
-            <w:vAlign w:val="center"/>
-            <w:hideMark/>
-          </w:tcPr>
-          <w:p>
-            <w:pPr>
-              <w:rPr>
-                <w:rFonts w:ascii="Times New Roman" w:eastAsia="標楷體" w:hAnsi="Times New Roman" w:cs="Times New Roman"/>
-                <w:color w:val="000000"/>
-                <w:sz w:val="22"/>
-                <w:szCs w:val="22"/>
-              </w:rPr>
-            </w:pPr>
-            <w:r>
-              <w:rPr>
-                <w:rFonts w:ascii="Times New Roman" w:eastAsia="標楷體" w:hAnsi="Times New Roman" w:cs="Times New Roman"/>
-                <w:color w:val="000000"/>
-                <w:sz w:val="22"/>
-                <w:szCs w:val="22"/>
-              </w:rPr>
-              <w:t>須雙方配合時間</w:t>
-            </w:r>
-          </w:p>
-        </w:tc>
-        <w:tc>
-          <w:tcPr>
-            <w:tcW w:w="1000" w:type="pct"/>
-            <w:tcBorders>
-              <w:top w:val="single" w:sz="6" w:space="0" w:color="000000"/>
-              <w:left w:val="single" w:sz="6" w:space="0" w:color="000000"/>
-              <w:bottom w:val="single" w:sz="6" w:space="0" w:color="000000"/>
-              <w:right w:val="single" w:sz="6" w:space="0" w:color="000000"/>
-            </w:tcBorders>
-            <w:tcMar>
-              <w:top w:w="40" w:type="dxa"/>
-              <w:left w:w="80" w:type="dxa"/>
-              <w:bottom w:w="40" w:type="dxa"/>
-              <w:right w:w="80" w:type="dxa"/>
-            </w:tcMar>
-            <w:vAlign w:val="center"/>
-            <w:hideMark/>
-          </w:tcPr>
-          <w:p>
-            <w:pPr>
-              <w:rPr>
-                <w:rFonts w:ascii="Times New Roman" w:eastAsia="標楷體" w:hAnsi="Times New Roman" w:cs="Times New Roman"/>
-                <w:color w:val="000000"/>
-                <w:sz w:val="22"/>
-                <w:szCs w:val="22"/>
-              </w:rPr>
-            </w:pPr>
-            <w:r>
-              <w:rPr>
-                <w:rFonts w:ascii="Times New Roman" w:eastAsia="標楷體" w:hAnsi="Times New Roman" w:cs="Times New Roman"/>
-                <w:color w:val="000000"/>
-                <w:sz w:val="22"/>
-                <w:szCs w:val="22"/>
-              </w:rPr>
               <w:t>寄送與上架耗時</w:t>
             </w:r>
           </w:p>
@@ -14005,11 +14003,13 @@
       </w:r>
       <w:r>
         <w:rPr>
-          <w:rFonts w:ascii="Times New Roman" w:eastAsia="標楷體" w:hAnsi="Times New Roman" w:cs="Times New Roman"/>
-          <w:color w:val="000000"/>
-        </w:rPr>
-        <w:t>選書</w:t>
-      </w:r>
+          <w:rFonts w:ascii="Times New Roman" w:eastAsia="標楷體" w:hAnsi="Times New Roman" w:cs="Times New Roman" w:hint="eastAsia"/>
+          <w:color w:val="000000"/>
+        </w:rPr>
+        <w:t>推薦</w:t>
+      </w:r>
+      <w:bookmarkStart w:id="0" w:name="_GoBack"/>
+      <w:bookmarkEnd w:id="0"/>
       <w:r>
         <w:rPr>
           <w:rFonts w:ascii="Times New Roman" w:eastAsia="標楷體" w:hAnsi="Times New Roman" w:cs="Times New Roman"/>
@@ -15384,7 +15384,7 @@
         <w:noProof/>
         <w:sz w:val="24"/>
       </w:rPr>
-      <w:t>10</w:t>
+      <w:t>13</w:t>
     </w:r>
     <w:r>
       <w:rPr>

--- a/competition/4_第七屆高科盃全國商業智慧競賽~10.28/編輯/大學概念組提案說明書.docx
+++ b/competition/4_第七屆高科盃全國商業智慧競賽~10.28/編輯/大學概念組提案說明書.docx
@@ -205,7 +205,7 @@
       <w:pPr>
         <w:pStyle w:val="cv2"/>
         <w:rPr>
-          <w:rFonts w:ascii="Times New Roman" w:eastAsia="標楷體" w:hAnsi="Times New Roman" w:cs="Times New Roman"/>
+          <w:rFonts w:ascii="Times New Roman" w:eastAsia="標楷體" w:hAnsi="Times New Roman" w:cs="Times New Roman" w:hint="eastAsia"/>
           <w:color w:val="000000"/>
         </w:rPr>
       </w:pPr>
@@ -214,75 +214,10 @@
           <w:rFonts w:ascii="Times New Roman" w:eastAsia="標楷體" w:hAnsi="Times New Roman" w:cs="Times New Roman"/>
           <w:color w:val="000000"/>
         </w:rPr>
-        <w:t>主題：救「舊」我的書－</w:t>
-      </w:r>
-    </w:p>
-    <w:p>
-      <w:pPr>
-        <w:pStyle w:val="cv2"/>
-        <w:rPr>
-          <w:rFonts w:ascii="Times New Roman" w:eastAsia="標楷體" w:hAnsi="Times New Roman" w:cs="Times New Roman"/>
-          <w:color w:val="000000"/>
-        </w:rPr>
-      </w:pPr>
-      <w:r>
-        <w:rPr>
-          <w:rFonts w:ascii="Times New Roman" w:eastAsia="標楷體" w:hAnsi="Times New Roman" w:cs="Times New Roman"/>
-          <w:color w:val="000000"/>
-        </w:rPr>
-        <w:t xml:space="preserve">AI </w:t>
-      </w:r>
-      <w:r>
-        <w:rPr>
-          <w:rFonts w:ascii="Times New Roman" w:eastAsia="標楷體" w:hAnsi="Times New Roman" w:cs="Times New Roman"/>
-          <w:color w:val="000000"/>
-        </w:rPr>
-        <w:t>智慧服務</w:t>
-      </w:r>
-      <w:r>
-        <w:rPr>
-          <w:rFonts w:ascii="Times New Roman" w:eastAsia="標楷體" w:hAnsi="Times New Roman" w:cs="Times New Roman"/>
-          <w:color w:val="000000"/>
-        </w:rPr>
-        <w:t xml:space="preserve"> × App </w:t>
-      </w:r>
-      <w:r>
-        <w:rPr>
-          <w:rFonts w:ascii="Times New Roman" w:eastAsia="標楷體" w:hAnsi="Times New Roman" w:cs="Times New Roman"/>
-          <w:color w:val="000000"/>
-        </w:rPr>
-        <w:t>交易平台</w:t>
-      </w:r>
-      <w:r>
-        <w:rPr>
-          <w:rFonts w:ascii="Times New Roman" w:eastAsia="標楷體" w:hAnsi="Times New Roman" w:cs="Times New Roman"/>
-          <w:color w:val="000000"/>
-        </w:rPr>
-        <w:t xml:space="preserve"> × </w:t>
-      </w:r>
-      <w:proofErr w:type="spellStart"/>
-      <w:r>
-        <w:rPr>
-          <w:rFonts w:ascii="Times New Roman" w:eastAsia="標楷體" w:hAnsi="Times New Roman" w:cs="Times New Roman"/>
-          <w:color w:val="000000"/>
-        </w:rPr>
-        <w:t>IoT</w:t>
-      </w:r>
-      <w:proofErr w:type="spellEnd"/>
-      <w:r>
-        <w:rPr>
-          <w:rFonts w:ascii="Times New Roman" w:eastAsia="標楷體" w:hAnsi="Times New Roman" w:cs="Times New Roman"/>
-          <w:color w:val="000000"/>
-        </w:rPr>
-        <w:t xml:space="preserve"> </w:t>
-      </w:r>
-      <w:r>
-        <w:rPr>
-          <w:rFonts w:ascii="Times New Roman" w:eastAsia="標楷體" w:hAnsi="Times New Roman" w:cs="Times New Roman"/>
-          <w:color w:val="000000"/>
-        </w:rPr>
-        <w:t>智慧書櫃</w:t>
-      </w:r>
+        <w:t>主題：救「舊」我的書</w:t>
+      </w:r>
+      <w:bookmarkStart w:id="0" w:name="_GoBack"/>
+      <w:bookmarkEnd w:id="0"/>
     </w:p>
     <w:p>
       <w:pPr>
@@ -14008,8 +13943,6 @@
         </w:rPr>
         <w:t>推薦</w:t>
       </w:r>
-      <w:bookmarkStart w:id="0" w:name="_GoBack"/>
-      <w:bookmarkEnd w:id="0"/>
       <w:r>
         <w:rPr>
           <w:rFonts w:ascii="Times New Roman" w:eastAsia="標楷體" w:hAnsi="Times New Roman" w:cs="Times New Roman"/>
